--- a/docs/legal/soglasie-na-rassylku.docx
+++ b/docs/legal/soglasie-na-rassylku.docx
@@ -281,7 +281,7 @@
           <w:sz w:val="22"/>
           <w:szCs w:val="22"/>
         </w:rPr>
-        <w:t xml:space="preserve">1.1. Настоящее Согласие на получение рекламных и информационных сообщений (далее — Согласие) даётся физическим лицом (далее — Субъект) Общество с ограниченной ответственностью «Генпорт» (ООО «Генпорт»), ИНН 1200023416, ОГРН 1261200002238, адрес: 424003, Республика Марий Эл, г. Йошкар-Ола, ул. Машиностроителей, д. 26, адрес электронной почты: dom@gdesite.ru (далее — Оператор) в соответствии со статьёй 18 Федерального закона от 13.03.2006 № 38-ФЗ «О рекламе», статьями 9 и 15 Федерального закона от 27.07.2006 № 152-ФЗ «О персональных данных» (далее — Закон о персональных данных).</w:t>
+        <w:t xml:space="preserve">1.1. Настоящее Согласие на получение рекламных и информационных сообщений (далее — Согласие) даётся физическим лицом (далее — Субъект) Общество с ограниченной ответственностью «Генпорт» (ООО «Генпорт»), ИНН 1200023416, ОГРН 1261200002238, адрес: 424003, Республика Марий Эл, г. Йошкар-Ола, ул. Машиностроителей, д. 26, пом. 2, адрес электронной почты: dom@gdesite.ru (далее — Оператор) в соответствии со статьёй 18 Федерального закона от 13.03.2006 № 38-ФЗ «О рекламе», статьями 9 и 15 Федерального закона от 27.07.2006 № 152-ФЗ «О персональных данных» (далее — Закон о персональных данных).</w:t>
       </w:r>
     </w:p>
     <w:p>
